--- a/FinalAssessment/FinalAssessment-Tasks.docx
+++ b/FinalAssessment/FinalAssessment-Tasks.docx
@@ -364,72 +364,8 @@
           <w:highlight w:val="lightGray"/>
         </w:rPr>
       </w:pPr>
-      <w:r>
-        <w:rPr>
-          <w:b/>
-          <w:sz w:val="32"/>
-          <w:szCs w:val="32"/>
-          <w:highlight w:val="lightGray"/>
-        </w:rPr>
-        <w:t>You have to program/</w:t>
-      </w:r>
-      <w:proofErr w:type="gramStart"/>
-      <w:r>
-        <w:rPr>
-          <w:b/>
-          <w:sz w:val="32"/>
-          <w:szCs w:val="32"/>
-          <w:highlight w:val="lightGray"/>
-        </w:rPr>
-        <w:t>Develop :</w:t>
-      </w:r>
-      <w:proofErr w:type="gramEnd"/>
-      <w:r>
-        <w:rPr>
-          <w:b/>
-          <w:sz w:val="32"/>
-          <w:szCs w:val="32"/>
-          <w:highlight w:val="lightGray"/>
-        </w:rPr>
-        <w:t xml:space="preserve"> 2</w:t>
-      </w:r>
-      <w:r>
-        <w:rPr>
-          <w:b/>
-          <w:sz w:val="32"/>
-          <w:szCs w:val="32"/>
-          <w:highlight w:val="lightGray"/>
-        </w:rPr>
-        <w:t xml:space="preserve"> question </w:t>
-      </w:r>
-      <w:r>
-        <w:rPr>
-          <w:b/>
-          <w:sz w:val="32"/>
-          <w:szCs w:val="32"/>
-          <w:highlight w:val="lightGray"/>
-        </w:rPr>
-        <w:t>dataset from Section A and 2</w:t>
-      </w:r>
-      <w:r>
-        <w:rPr>
-          <w:b/>
-          <w:sz w:val="32"/>
-          <w:szCs w:val="32"/>
-          <w:highlight w:val="lightGray"/>
-        </w:rPr>
-        <w:t xml:space="preserve"> question from section B</w:t>
-      </w:r>
-    </w:p>
-    <w:p>
-      <w:pPr>
-        <w:rPr>
-          <w:b/>
-          <w:sz w:val="32"/>
-          <w:szCs w:val="32"/>
-          <w:highlight w:val="lightGray"/>
-        </w:rPr>
-      </w:pPr>
+      <w:bookmarkStart w:id="0" w:name="_GoBack"/>
+      <w:bookmarkEnd w:id="0"/>
     </w:p>
     <w:p>
       <w:pPr>
@@ -518,23 +454,20 @@
         <w:t>research-grade quantitative analysis</w:t>
       </w:r>
       <w:r>
-        <w:t xml:space="preserve">, not merely forecasting tomorrow's price. Professional quantitative analysts typically spend far more effort </w:t>
-      </w:r>
+        <w:t>, not merely forecasting tomorrow's price. Professional quantitative analysts typically spend far more effort understanding market behavior, engineering predictive factors, and validating hypotheses than training neural networks.</w:t>
+      </w:r>
+    </w:p>
+    <w:p>
+      <w:pPr>
+        <w:pStyle w:val="Heading1"/>
+      </w:pPr>
+      <w:r>
+        <w:t>1. Research Mindset</w:t>
+      </w:r>
+    </w:p>
+    <w:p>
       <w:r>
         <w:lastRenderedPageBreak/>
-        <w:t>understanding market behavior, engineering predictive factors, and validating hypotheses than training neural networks.</w:t>
-      </w:r>
-    </w:p>
-    <w:p>
-      <w:pPr>
-        <w:pStyle w:val="Heading1"/>
-      </w:pPr>
-      <w:r>
-        <w:t>1. Research Mindset</w:t>
-      </w:r>
-    </w:p>
-    <w:p>
-      <w:r>
         <w:t>Instead of asking:</w:t>
       </w:r>
     </w:p>
@@ -1006,7 +939,6 @@
         <w:pStyle w:val="Heading3"/>
       </w:pPr>
       <w:r>
-        <w:lastRenderedPageBreak/>
         <w:t>Log Returns</w:t>
       </w:r>
     </w:p>
@@ -1190,6 +1122,7 @@
         <w:pStyle w:val="Heading3"/>
       </w:pPr>
       <w:r>
+        <w:lastRenderedPageBreak/>
         <w:t>Annualized Volatility</w:t>
       </w:r>
     </w:p>
@@ -2129,7 +2062,6 @@
         <w:pStyle w:val="Heading2"/>
       </w:pPr>
       <w:r>
-        <w:lastRenderedPageBreak/>
         <w:t>Time-Based Features</w:t>
       </w:r>
     </w:p>
@@ -2356,6 +2288,7 @@
               <w:rPr>
                 <w:color w:val="707070"/>
               </w:rPr>
+              <w:lastRenderedPageBreak/>
               <w:t xml:space="preserve">4     </w:t>
             </w:r>
             <w:proofErr w:type="spellStart"/>
@@ -2417,6 +2350,7 @@
     </w:tbl>
     <w:p>
       <w:r>
+        <w:lastRenderedPageBreak/>
         <w:t>Research:</w:t>
       </w:r>
     </w:p>
@@ -3492,7 +3426,6 @@
               <w:rPr>
                 <w:color w:val="707070"/>
               </w:rPr>
-              <w:lastRenderedPageBreak/>
               <w:t xml:space="preserve">5     </w:t>
             </w:r>
             <w:r>
@@ -3511,7 +3444,6 @@
         <w:pStyle w:val="Heading2"/>
       </w:pPr>
       <w:r>
-        <w:lastRenderedPageBreak/>
         <w:t>Volume Factors</w:t>
       </w:r>
     </w:p>
@@ -3546,6 +3478,7 @@
               <w:rPr>
                 <w:color w:val="707070"/>
               </w:rPr>
+              <w:lastRenderedPageBreak/>
               <w:t xml:space="preserve">1     </w:t>
             </w:r>
             <w:proofErr w:type="spellStart"/>
@@ -4273,7 +4206,6 @@
       <w:proofErr w:type="spellStart"/>
       <w:proofErr w:type="gramStart"/>
       <w:r>
-        <w:lastRenderedPageBreak/>
         <w:t>airplots</w:t>
       </w:r>
       <w:proofErr w:type="spellEnd"/>
@@ -4403,6 +4335,7 @@
               <w:rPr>
                 <w:color w:val="707070"/>
               </w:rPr>
+              <w:lastRenderedPageBreak/>
               <w:t xml:space="preserve">4     </w:t>
             </w:r>
             <w:r>
@@ -4532,6 +4465,7 @@
     </w:tbl>
     <w:p>
       <w:r>
+        <w:lastRenderedPageBreak/>
         <w:t>Research:</w:t>
       </w:r>
     </w:p>
@@ -4986,7 +4920,6 @@
               <w:rPr>
                 <w:color w:val="707070"/>
               </w:rPr>
-              <w:lastRenderedPageBreak/>
               <w:t xml:space="preserve">2     </w:t>
             </w:r>
             <w:r>
@@ -5083,7 +5016,6 @@
         <w:pStyle w:val="Heading2"/>
       </w:pPr>
       <w:r>
-        <w:lastRenderedPageBreak/>
         <w:t>Price Range Features</w:t>
       </w:r>
     </w:p>
@@ -5118,6 +5050,7 @@
               <w:rPr>
                 <w:color w:val="707070"/>
               </w:rPr>
+              <w:lastRenderedPageBreak/>
               <w:t xml:space="preserve">1     </w:t>
             </w:r>
             <w:proofErr w:type="spellStart"/>
@@ -5791,7 +5724,6 @@
         <w:pStyle w:val="Heading3"/>
       </w:pPr>
       <w:r>
-        <w:lastRenderedPageBreak/>
         <w:t>Regression</w:t>
       </w:r>
     </w:p>
@@ -5922,6 +5854,7 @@
         <w:pStyle w:val="Heading2"/>
       </w:pPr>
       <w:r>
+        <w:lastRenderedPageBreak/>
         <w:t>Models</w:t>
       </w:r>
     </w:p>
@@ -6539,20 +6472,20 @@
         <w:pStyle w:val="Heading1"/>
       </w:pPr>
       <w:r>
+        <w:t>7. Research with Clustering</w:t>
+      </w:r>
+    </w:p>
+    <w:p>
+      <w:r>
+        <w:t>Often overlooked.</w:t>
+      </w:r>
+    </w:p>
+    <w:p>
+      <w:pPr>
+        <w:pStyle w:val="Heading2"/>
+      </w:pPr>
+      <w:r>
         <w:lastRenderedPageBreak/>
-        <w:t>7. Research with Clustering</w:t>
-      </w:r>
-    </w:p>
-    <w:p>
-      <w:r>
-        <w:t>Often overlooked.</w:t>
-      </w:r>
-    </w:p>
-    <w:p>
-      <w:pPr>
-        <w:pStyle w:val="Heading2"/>
-      </w:pPr>
-      <w:r>
         <w:t>K-Means</w:t>
       </w:r>
     </w:p>
@@ -7135,7 +7068,6 @@
               <w:rPr>
                 <w:color w:val="707070"/>
               </w:rPr>
-              <w:lastRenderedPageBreak/>
               <w:t xml:space="preserve">1     </w:t>
             </w:r>
             <w:r>
@@ -7237,6 +7169,7 @@
         <w:spacing w:line="279" w:lineRule="auto"/>
       </w:pPr>
       <w:r>
+        <w:lastRenderedPageBreak/>
         <w:t>Trend persistence</w:t>
       </w:r>
     </w:p>
@@ -7642,7 +7575,6 @@
         <w:spacing w:line="279" w:lineRule="auto"/>
       </w:pPr>
       <w:r>
-        <w:lastRenderedPageBreak/>
         <w:t>Long-term dependencies</w:t>
       </w:r>
     </w:p>
@@ -7672,6 +7604,7 @@
         <w:pStyle w:val="Heading2"/>
       </w:pPr>
       <w:r>
+        <w:lastRenderedPageBreak/>
         <w:t>Volatility Prediction</w:t>
       </w:r>
     </w:p>
@@ -8076,7 +8009,6 @@
         <w:pStyle w:val="Heading1"/>
       </w:pPr>
       <w:r>
-        <w:lastRenderedPageBreak/>
         <w:t xml:space="preserve">10. Professional </w:t>
       </w:r>
       <w:proofErr w:type="spellStart"/>
@@ -8126,6 +8058,7 @@
               <w:rPr>
                 <w:color w:val="707070"/>
               </w:rPr>
+              <w:lastRenderedPageBreak/>
               <w:t xml:space="preserve">1     </w:t>
             </w:r>
             <w:r>
@@ -8580,6 +8513,7 @@
     </w:p>
     <w:p>
       <w:r>
+        <w:lastRenderedPageBreak/>
         <w:t>Models:</w:t>
       </w:r>
     </w:p>
@@ -8888,7 +8822,6 @@
           <w:szCs w:val="48"/>
           <w:highlight w:val="yellow"/>
         </w:rPr>
-        <w:lastRenderedPageBreak/>
         <w:t>Project 5</w:t>
       </w:r>
     </w:p>
@@ -8912,6 +8845,7 @@
         <w:spacing w:line="279" w:lineRule="auto"/>
       </w:pPr>
       <w:r>
+        <w:lastRenderedPageBreak/>
         <w:t>Momentum</w:t>
       </w:r>
     </w:p>
@@ -9356,7 +9290,6 @@
               <w:rPr>
                 <w:color w:val="707070"/>
               </w:rPr>
-              <w:lastRenderedPageBreak/>
               <w:t xml:space="preserve">1     </w:t>
             </w:r>
             <w:r>
@@ -9450,6 +9383,7 @@
               <w:rPr>
                 <w:color w:val="707070"/>
               </w:rPr>
+              <w:lastRenderedPageBreak/>
               <w:t xml:space="preserve">1     </w:t>
             </w:r>
             <w:r>
@@ -10586,6 +10520,7 @@
           <w:szCs w:val="24"/>
           <w:highlight w:val="yellow"/>
         </w:rPr>
+        <w:lastRenderedPageBreak/>
         <w:t xml:space="preserve">Loading in </w:t>
       </w:r>
       <w:proofErr w:type="spellStart"/>
@@ -10835,8 +10770,6 @@
         </w:rPr>
         <w:t>, will get only zero marks.</w:t>
       </w:r>
-      <w:bookmarkStart w:id="0" w:name="_GoBack"/>
-      <w:bookmarkEnd w:id="0"/>
     </w:p>
     <w:sectPr>
       <w:pgSz w:w="12240" w:h="15840"/>
@@ -14269,7 +14202,7 @@
 </file>
 
 <file path=customXml/itemProps1.xml><?xml version="1.0" encoding="utf-8"?>
-<ds:datastoreItem xmlns:ds="http://schemas.openxmlformats.org/officeDocument/2006/customXml" ds:itemID="{0062E53C-471B-4151-AD3C-7B74BA0DB45E}">
+<ds:datastoreItem xmlns:ds="http://schemas.openxmlformats.org/officeDocument/2006/customXml" ds:itemID="{2CCE2F9C-DAF5-4DC2-B08C-77E372966641}">
   <ds:schemaRefs>
     <ds:schemaRef ds:uri="http://schemas.openxmlformats.org/officeDocument/2006/bibliography"/>
   </ds:schemaRefs>

--- a/FinalAssessment/FinalAssessment-Tasks.docx
+++ b/FinalAssessment/FinalAssessment-Tasks.docx
@@ -364,8 +364,6 @@
           <w:highlight w:val="lightGray"/>
         </w:rPr>
       </w:pPr>
-      <w:bookmarkStart w:id="0" w:name="_GoBack"/>
-      <w:bookmarkEnd w:id="0"/>
     </w:p>
     <w:p>
       <w:pPr>
@@ -391,8 +389,38 @@
         <w:pStyle w:val="Heading1"/>
       </w:pPr>
       <w:r>
+        <w:rPr>
+          <w:highlight w:val="yellow"/>
+        </w:rPr>
         <w:t>Comprehensive Stock Price Research Blueprint</w:t>
       </w:r>
+      <w:r>
+        <w:rPr>
+          <w:highlight w:val="yellow"/>
+        </w:rPr>
+        <w:t xml:space="preserve"> </w:t>
+      </w:r>
+      <w:proofErr w:type="gramStart"/>
+      <w:r>
+        <w:rPr>
+          <w:highlight w:val="yellow"/>
+        </w:rPr>
+        <w:t>[ Random</w:t>
+      </w:r>
+      <w:proofErr w:type="gramEnd"/>
+      <w:r>
+        <w:rPr>
+          <w:highlight w:val="yellow"/>
+        </w:rPr>
+        <w:t xml:space="preserve"> Ideas, Random thoughts, Random pointers…just random]</w:t>
+      </w:r>
+      <w:bookmarkStart w:id="0" w:name="_GoBack"/>
+      <w:bookmarkEnd w:id="0"/>
+    </w:p>
+    <w:p>
+      <w:pPr>
+        <w:pStyle w:val="Heading1"/>
+      </w:pPr>
     </w:p>
     <w:p>
       <w:pPr>
@@ -454,7 +482,11 @@
         <w:t>research-grade quantitative analysis</w:t>
       </w:r>
       <w:r>
-        <w:t>, not merely forecasting tomorrow's price. Professional quantitative analysts typically spend far more effort understanding market behavior, engineering predictive factors, and validating hypotheses than training neural networks.</w:t>
+        <w:t xml:space="preserve">, not merely forecasting tomorrow's price. Professional quantitative analysts typically spend far more effort </w:t>
+      </w:r>
+      <w:r>
+        <w:lastRenderedPageBreak/>
+        <w:t>understanding market behavior, engineering predictive factors, and validating hypotheses than training neural networks.</w:t>
       </w:r>
     </w:p>
     <w:p>
@@ -467,7 +499,6 @@
     </w:p>
     <w:p>
       <w:r>
-        <w:lastRenderedPageBreak/>
         <w:t>Instead of asking:</w:t>
       </w:r>
     </w:p>
@@ -939,6 +970,7 @@
         <w:pStyle w:val="Heading3"/>
       </w:pPr>
       <w:r>
+        <w:lastRenderedPageBreak/>
         <w:t>Log Returns</w:t>
       </w:r>
     </w:p>
@@ -1122,7 +1154,6 @@
         <w:pStyle w:val="Heading3"/>
       </w:pPr>
       <w:r>
-        <w:lastRenderedPageBreak/>
         <w:t>Annualized Volatility</w:t>
       </w:r>
     </w:p>
@@ -2062,6 +2093,7 @@
         <w:pStyle w:val="Heading2"/>
       </w:pPr>
       <w:r>
+        <w:lastRenderedPageBreak/>
         <w:t>Time-Based Features</w:t>
       </w:r>
     </w:p>
@@ -2288,7 +2320,6 @@
               <w:rPr>
                 <w:color w:val="707070"/>
               </w:rPr>
-              <w:lastRenderedPageBreak/>
               <w:t xml:space="preserve">4     </w:t>
             </w:r>
             <w:proofErr w:type="spellStart"/>
@@ -2350,7 +2381,6 @@
     </w:tbl>
     <w:p>
       <w:r>
-        <w:lastRenderedPageBreak/>
         <w:t>Research:</w:t>
       </w:r>
     </w:p>
@@ -3426,6 +3456,7 @@
               <w:rPr>
                 <w:color w:val="707070"/>
               </w:rPr>
+              <w:lastRenderedPageBreak/>
               <w:t xml:space="preserve">5     </w:t>
             </w:r>
             <w:r>
@@ -3444,6 +3475,7 @@
         <w:pStyle w:val="Heading2"/>
       </w:pPr>
       <w:r>
+        <w:lastRenderedPageBreak/>
         <w:t>Volume Factors</w:t>
       </w:r>
     </w:p>
@@ -3478,7 +3510,6 @@
               <w:rPr>
                 <w:color w:val="707070"/>
               </w:rPr>
-              <w:lastRenderedPageBreak/>
               <w:t xml:space="preserve">1     </w:t>
             </w:r>
             <w:proofErr w:type="spellStart"/>
@@ -4206,6 +4237,7 @@
       <w:proofErr w:type="spellStart"/>
       <w:proofErr w:type="gramStart"/>
       <w:r>
+        <w:lastRenderedPageBreak/>
         <w:t>airplots</w:t>
       </w:r>
       <w:proofErr w:type="spellEnd"/>
@@ -4335,7 +4367,6 @@
               <w:rPr>
                 <w:color w:val="707070"/>
               </w:rPr>
-              <w:lastRenderedPageBreak/>
               <w:t xml:space="preserve">4     </w:t>
             </w:r>
             <w:r>
@@ -4465,7 +4496,6 @@
     </w:tbl>
     <w:p>
       <w:r>
-        <w:lastRenderedPageBreak/>
         <w:t>Research:</w:t>
       </w:r>
     </w:p>
@@ -4920,6 +4950,7 @@
               <w:rPr>
                 <w:color w:val="707070"/>
               </w:rPr>
+              <w:lastRenderedPageBreak/>
               <w:t xml:space="preserve">2     </w:t>
             </w:r>
             <w:r>
@@ -5016,6 +5047,7 @@
         <w:pStyle w:val="Heading2"/>
       </w:pPr>
       <w:r>
+        <w:lastRenderedPageBreak/>
         <w:t>Price Range Features</w:t>
       </w:r>
     </w:p>
@@ -5050,7 +5082,6 @@
               <w:rPr>
                 <w:color w:val="707070"/>
               </w:rPr>
-              <w:lastRenderedPageBreak/>
               <w:t xml:space="preserve">1     </w:t>
             </w:r>
             <w:proofErr w:type="spellStart"/>
@@ -5724,6 +5755,7 @@
         <w:pStyle w:val="Heading3"/>
       </w:pPr>
       <w:r>
+        <w:lastRenderedPageBreak/>
         <w:t>Regression</w:t>
       </w:r>
     </w:p>
@@ -5854,7 +5886,6 @@
         <w:pStyle w:val="Heading2"/>
       </w:pPr>
       <w:r>
-        <w:lastRenderedPageBreak/>
         <w:t>Models</w:t>
       </w:r>
     </w:p>
@@ -6472,6 +6503,7 @@
         <w:pStyle w:val="Heading1"/>
       </w:pPr>
       <w:r>
+        <w:lastRenderedPageBreak/>
         <w:t>7. Research with Clustering</w:t>
       </w:r>
     </w:p>
@@ -6485,7 +6517,6 @@
         <w:pStyle w:val="Heading2"/>
       </w:pPr>
       <w:r>
-        <w:lastRenderedPageBreak/>
         <w:t>K-Means</w:t>
       </w:r>
     </w:p>
@@ -7068,6 +7099,7 @@
               <w:rPr>
                 <w:color w:val="707070"/>
               </w:rPr>
+              <w:lastRenderedPageBreak/>
               <w:t xml:space="preserve">1     </w:t>
             </w:r>
             <w:r>
@@ -7169,7 +7201,6 @@
         <w:spacing w:line="279" w:lineRule="auto"/>
       </w:pPr>
       <w:r>
-        <w:lastRenderedPageBreak/>
         <w:t>Trend persistence</w:t>
       </w:r>
     </w:p>
@@ -7575,6 +7606,7 @@
         <w:spacing w:line="279" w:lineRule="auto"/>
       </w:pPr>
       <w:r>
+        <w:lastRenderedPageBreak/>
         <w:t>Long-term dependencies</w:t>
       </w:r>
     </w:p>
@@ -7604,7 +7636,6 @@
         <w:pStyle w:val="Heading2"/>
       </w:pPr>
       <w:r>
-        <w:lastRenderedPageBreak/>
         <w:t>Volatility Prediction</w:t>
       </w:r>
     </w:p>
@@ -8009,6 +8040,7 @@
         <w:pStyle w:val="Heading1"/>
       </w:pPr>
       <w:r>
+        <w:lastRenderedPageBreak/>
         <w:t xml:space="preserve">10. Professional </w:t>
       </w:r>
       <w:proofErr w:type="spellStart"/>
@@ -8058,7 +8090,6 @@
               <w:rPr>
                 <w:color w:val="707070"/>
               </w:rPr>
-              <w:lastRenderedPageBreak/>
               <w:t xml:space="preserve">1     </w:t>
             </w:r>
             <w:r>
@@ -8513,7 +8544,6 @@
     </w:p>
     <w:p>
       <w:r>
-        <w:lastRenderedPageBreak/>
         <w:t>Models:</w:t>
       </w:r>
     </w:p>
@@ -8822,6 +8852,7 @@
           <w:szCs w:val="48"/>
           <w:highlight w:val="yellow"/>
         </w:rPr>
+        <w:lastRenderedPageBreak/>
         <w:t>Project 5</w:t>
       </w:r>
     </w:p>
@@ -8845,7 +8876,6 @@
         <w:spacing w:line="279" w:lineRule="auto"/>
       </w:pPr>
       <w:r>
-        <w:lastRenderedPageBreak/>
         <w:t>Momentum</w:t>
       </w:r>
     </w:p>
@@ -9290,6 +9320,7 @@
               <w:rPr>
                 <w:color w:val="707070"/>
               </w:rPr>
+              <w:lastRenderedPageBreak/>
               <w:t xml:space="preserve">1     </w:t>
             </w:r>
             <w:r>
@@ -9383,7 +9414,6 @@
               <w:rPr>
                 <w:color w:val="707070"/>
               </w:rPr>
-              <w:lastRenderedPageBreak/>
               <w:t xml:space="preserve">1     </w:t>
             </w:r>
             <w:r>
@@ -10520,7 +10550,6 @@
           <w:szCs w:val="24"/>
           <w:highlight w:val="yellow"/>
         </w:rPr>
-        <w:lastRenderedPageBreak/>
         <w:t xml:space="preserve">Loading in </w:t>
       </w:r>
       <w:proofErr w:type="spellStart"/>
@@ -14202,7 +14231,7 @@
 </file>
 
 <file path=customXml/itemProps1.xml><?xml version="1.0" encoding="utf-8"?>
-<ds:datastoreItem xmlns:ds="http://schemas.openxmlformats.org/officeDocument/2006/customXml" ds:itemID="{2CCE2F9C-DAF5-4DC2-B08C-77E372966641}">
+<ds:datastoreItem xmlns:ds="http://schemas.openxmlformats.org/officeDocument/2006/customXml" ds:itemID="{34359141-49F0-47CB-B502-6650F77AB74D}">
   <ds:schemaRefs>
     <ds:schemaRef ds:uri="http://schemas.openxmlformats.org/officeDocument/2006/bibliography"/>
   </ds:schemaRefs>
